--- a/docs/USER_MANUAL.docx
+++ b/docs/USER_MANUAL.docx
@@ -178,6 +178,12 @@
       </w:r>
     </w:p>
     <w:p>
+      <w:pPr/>
+      <w:r>
+        <w:t xml:space="preserve">   4.8 Ask AI</w:t>
+      </w:r>
+    </w:p>
+    <w:p>
       <w:r>
         <w:rPr>
           <w:b w:val="0"/>
@@ -240,17 +246,7 @@
           <w:i w:val="0"/>
           <w:sz w:val="22"/>
         </w:rPr>
-        <w:t>Boon Academy runs hybrid test-prep classrooms. Students attend 90-minute morning sessions, complete evening practice, and take periodic quizzes. Today is Day 14 — Quiz 1 happened on Day 10, and Quiz 2 is on Day 20, six days away.</w:t>
-      </w:r>
-    </w:p>
-    <w:p>
-      <w:r>
-        <w:rPr>
-          <w:b w:val="0"/>
-          <w:i w:val="0"/>
-          <w:sz w:val="22"/>
-        </w:rPr>
-        <w:t>Historically, only about 30% of students who need help actually receive an intervention before the next quiz — not because facilitators can't see who's struggling, but because there was no reliable way to decide who needs attention first, what kind of help they need, and whether the help actually happened.</w:t>
+        <w:t>Facilitators juggle dozens of students and a limited number of hours. The hard part was never noticing that a student is struggling — it was deciding, every single day, who to help first, what kind of help actually fits their situation, and whether the help that was planned actually happened.</w:t>
       </w:r>
     </w:p>
     <w:p>
@@ -760,7 +756,9 @@
             <w:tcW w:type="dxa" w:w="4320"/>
           </w:tcPr>
           <w:p>
-            <w:r/>
+            <w:r>
+              <w:t>🤖 Ask AI</w:t>
+            </w:r>
           </w:p>
         </w:tc>
       </w:tr>
@@ -1452,7 +1450,7 @@
           </w:tcPr>
           <w:p>
             <w:r>
-              <w:t>Students at Medium/High/Critical risk, or below their target score.</w:t>
+              <w:t>Students who need help and don't yet have a completed/sent/booked interaction — drops as you complete actions, rises again if one is reopened or another student becomes at-risk.</w:t>
             </w:r>
           </w:p>
         </w:tc>
@@ -1598,6 +1596,12 @@
           <w:sz w:val="22"/>
         </w:rPr>
         <w:t>Shows your Successful Interaction Rate against the 80% target, plus a second, clearly-labeled "projected" figure that includes today's still-open queue — so you can see both where you actually stand and where you're headed if you clear today's list.</w:t>
+      </w:r>
+    </w:p>
+    <w:p>
+      <w:pPr/>
+      <w:r>
+        <w:t>Just below it, a second bar treats today's queue as a checklist: “📋 Today's checklist: 2 of 5 done (3 remaining)” — a stable count of everything due today, however its status changes, so completing one visibly moves the needle instead of the item just disappearing.</w:t>
       </w:r>
     </w:p>
     <w:p>
@@ -1854,13 +1858,21 @@
     </w:p>
     <w:p>
       <w:pPr>
+        <w:pStyle w:val="ListBullet"/>
+      </w:pPr>
+      <w:r>
+        <w:t>✏️ Edit — opens a small form to override the recommended action, due date, and the “Why” text shown on this card. The risk score, priority, and confidence stay computed and are never editable — only what to do and why is yours to adjust.</w:t>
+      </w:r>
+    </w:p>
+    <w:p>
+      <w:pPr>
         <w:pStyle w:val="Heading3"/>
       </w:pPr>
       <w:r>
         <w:rPr>
           <w:color w:val="0B0B0B"/>
         </w:rPr>
-        <w:t>The six buttons</w:t>
+        <w:t>The seven buttons</w:t>
       </w:r>
     </w:p>
     <w:tbl>
@@ -2050,6 +2062,12 @@
           <w:sz w:val="22"/>
         </w:rPr>
         <w:t>Every button click shows a confirmation message at the top of the page (e.g. "✅ Sara's intervention marked complete — moved to the Completed tab") so you always know your click registered.</w:t>
+      </w:r>
+    </w:p>
+    <w:p>
+      <w:pPr/>
+      <w:r>
+        <w:t>Above the priority list, two expanders let you go beyond what the system already flagged: “➕ Log an action you took yourself” records something you did that wasn't recommended, and “➕ Add a custom priority card” puts any of your students on today's list with your own reason — useful for someone the system hasn't flagged but you want to watch. Both create an entry that's yours to edit or remove later and is never silently overwritten by the next recompute.</w:t>
       </w:r>
     </w:p>
     <w:p>
@@ -2345,7 +2363,7 @@
           <w:i w:val="0"/>
           <w:sz w:val="22"/>
         </w:rPr>
-        <w:t>Generates a short, personalized motivational message in Arabic for the student, built only from verified data (never invented details):</w:t>
+        <w:t>Generates a short, personalized motivational message in Arabic for the student, grounded in verified data only (score gap, attendance/practice trend, days to Quiz 2 — never invented details):</w:t>
       </w:r>
     </w:p>
     <w:p>
@@ -2390,6 +2408,22 @@
     </w:p>
     <w:p>
       <w:pPr>
+        <w:pStyle w:val="ListBullet"/>
+      </w:pPr>
+      <w:r>
+        <w:t>Choose a channel — 🖥️ In-System, 💬 WhatsApp, or ✉️ Email — before sending; the button relabels itself to match. “Mark as Sent” logs which channel was used.</w:t>
+      </w:r>
+    </w:p>
+    <w:p>
+      <w:pPr>
+        <w:pStyle w:val="ListBullet"/>
+      </w:pPr>
+      <w:r>
+        <w:t>A “Message history” panel below lists every message ever sent to this student, with its channel and timestamp, so you can see what you've already tried before sending another.</w:t>
+      </w:r>
+    </w:p>
+    <w:p>
+      <w:pPr>
         <w:pStyle w:val="Heading3"/>
       </w:pPr>
       <w:r>
@@ -2406,7 +2440,7 @@
           <w:i w:val="0"/>
           <w:sz w:val="22"/>
         </w:rPr>
-        <w:t>A simple history of every intervention recorded for this student and its current status.</w:t>
+        <w:t>A full history of every intervention recorded for this student — both system-recommended and anything you've logged yourself, each labeled accordingly — with its current status. Every entry has its own ✏️ Edit and 🗑️ Delete buttons, and a “Log an action you took yourself” form at the bottom lets you add a new one for this student directly.</w:t>
       </w:r>
     </w:p>
     <w:p>
@@ -2469,7 +2503,7 @@
           <w:i w:val="0"/>
           <w:sz w:val="22"/>
         </w:rPr>
-        <w:t>The same six status categories as My Day's tabs, but system-wide for all your students in a compact table, with live counts in each tab title: 📌 Due Today, ⏰ Overdue, 🔄 In Progress, 🔇 No Answer, 🔁 Follow Up, ✅ Completed.</w:t>
+        <w:t>The same status categories as My Day's tabs, system-wide for all your students in a compact table, with live counts in each tab title: 📌 Due Today, 📅 Upcoming, ⏰ Overdue, 🔄 In Progress, 🔇 No Answer, 🔁 Follow Up, ✅ Completed. Above the tabs, “➕ Log an action you took yourself” records anything you did that wasn't on your recommended list. Below the tabs, “✏️ Edit or delete an action” lets you pick any action by student and change its type, status, due date, or notes — or remove it entirely.</w:t>
       </w:r>
     </w:p>
     <w:p>
@@ -2490,7 +2524,7 @@
           <w:i w:val="0"/>
           <w:sz w:val="22"/>
         </w:rPr>
-        <w:t>A focused queue of "Parents to Contact Today" — deliberately not every below-target student, only those with a genuinely severe situation (an acute attendance collapse, a critical unresolved risk, or a repeated failed contact attempt). For each:</w:t>
+        <w:t>Two tabs — 📞 To Call and ✅ Done — split today's parent-call queue by whether you've already reached that parent. This is deliberately not every below-target student, only those with a genuinely severe situation (an acute attendance collapse, a critical unresolved risk, or a repeated failed contact attempt). For each student still in To Call:</w:t>
       </w:r>
     </w:p>
     <w:p>
@@ -2506,7 +2540,13 @@
         <w:pStyle w:val="ListNumber"/>
       </w:pPr>
       <w:r>
-        <w:t>Make the call, then record the outcome: reached or no answer, the parent's response, the agreed action, and a follow-up date.</w:t>
+        <w:t>Make the call, then record the outcome. Reaching the parent moves the student straight to the Done tab and counts as a successful interaction — no separate follow-up limbo. If you and the parent agreed to talk again, check “Schedule a follow-up call” and pick a date; that creates a new, separate reminder without disturbing today's completed record. A no-answer stays in To Call for a retry.</w:t>
+      </w:r>
+    </w:p>
+    <w:p>
+      <w:pPr/>
+      <w:r>
+        <w:t>Below the queue, “Log an action you took yourself” lets you record a parent call you made on your own initiative — for a student who wasn't on today's list — the same way as everywhere else in the app.</w:t>
       </w:r>
     </w:p>
     <w:p>
@@ -2527,7 +2567,37 @@
           <w:i w:val="0"/>
           <w:sz w:val="22"/>
         </w:rPr>
-        <w:t>Create one or more time options for a student's 1-on-1 session, and the app generates a single shareable booking link. Opening that link (no login required) shows the student every open time slot; picking one confirms the booking, cancels the other options in that batch, and creates a tracked intervention automatically.</w:t>
+        <w:t>A month calendar — laid out like a familiar calendar app — sits at the top of the page, with Prev/Next month navigation and today's date outlined. It shows only approved sessions: a solid chip for a booked time, green once it's marked done. A still-pending time option, or one a student didn't pick, is never shown on the grid — the point is to see at a glance what's actually on the calendar, not every option that was ever offered.</w:t>
+      </w:r>
+    </w:p>
+    <w:p>
+      <w:pPr/>
+      <w:r>
+        <w:t>Hover any chip to see its full topic, guest (student name), time, and status. Use the “Filter sessions by day” dropdown below the grid to jump straight to a specific day's sessions in the list underneath — it covers every status, including still-pending options, so nothing is unreachable, even though the grid itself only displays the approved ones.</w:t>
+      </w:r>
+    </w:p>
+    <w:p>
+      <w:pPr>
+        <w:pStyle w:val="ListBullet"/>
+      </w:pPr>
+      <w:r>
+        <w:t>Create one or more time options for a student's 1-on-1 session; the app generates a single shareable booking link and immediately adds a tracked intervention to your queue — you don't have to wait for the student to confirm a time for it to show up in Actions or My Day.</w:t>
+      </w:r>
+    </w:p>
+    <w:p>
+      <w:pPr>
+        <w:pStyle w:val="ListBullet"/>
+      </w:pPr>
+      <w:r>
+        <w:t>Opening the booking link (no login required) shows the student every open time slot; picking one confirms that booking and cancels the other options in the same batch.</w:t>
+      </w:r>
+    </w:p>
+    <w:p>
+      <w:pPr>
+        <w:pStyle w:val="ListBullet"/>
+      </w:pPr>
+      <w:r>
+        <w:t>Each session in “My sessions” below the calendar has three buttons: ✅ Mark session done, ✏️ Edit first time option (reschedule before it's booked), and ❌ Cancel remaining (withdraws any still-open alternatives).</w:t>
       </w:r>
     </w:p>
     <w:p>
@@ -2557,7 +2627,7 @@
         <w:ind w:left="360"/>
       </w:pPr>
       <w:r>
-        <w:t>Manual entry — one student, one day, attendance minutes and practice questions. Check "attendance unknown" if it wasn't recorded — this keeps it missing rather than treating it as zero.</w:t>
+        <w:t>Manual entry — one student, one day, attendance minutes and practice questions. Check “attendance unknown” if it wasn't recorded — this keeps it missing rather than treating it as zero.</w:t>
       </w:r>
     </w:p>
     <w:p>
@@ -2567,6 +2637,56 @@
       </w:pPr>
       <w:r>
         <w:t>CSV upload — upload a file with student_id, date, attendance_min, practice_questions. The app previews valid and invalid rows separately with the reason each invalid row failed, and importing only pulls in the valid ones — one bad row never blocks the rest.</w:t>
+      </w:r>
+    </w:p>
+    <w:p>
+      <w:pPr>
+        <w:pStyle w:val="ListBullet"/>
+      </w:pPr>
+      <w:r>
+        <w:t>Bulk facilitator notes upload — a second CSV uploader lower on the page imports a batch of notes at once (student_id, date, note_text). Every imported note is trusted (it's recorded under your own account for your own students) and is analyzed immediately, exactly like typing one note by hand on Student Detail.</w:t>
+      </w:r>
+    </w:p>
+    <w:p>
+      <w:pPr>
+        <w:pStyle w:val="Heading2"/>
+      </w:pPr>
+      <w:r>
+        <w:t>4.8 Ask AI</w:t>
+      </w:r>
+    </w:p>
+    <w:p>
+      <w:pPr/>
+      <w:r>
+        <w:t>A chat assistant for quick questions about your own students — risk levels, coverage, overdue actions, or a specific student by name — without leaving the app to go dig through tables.</w:t>
+      </w:r>
+    </w:p>
+    <w:p>
+      <w:pPr>
+        <w:pStyle w:val="Heading3"/>
+      </w:pPr>
+      <w:r>
+        <w:t>Grounded, not generic</w:t>
+      </w:r>
+    </w:p>
+    <w:p>
+      <w:pPr/>
+      <w:r>
+        <w:t>Every answer is built from a live digest of your current roster and intervention data, assembled fresh for each question — never a general-purpose chat with no connection to your students. Name a student and their full record (patterns, trusted notes, intervention history) is pulled in automatically; ask something the data doesn't cover and it says so instead of guessing.</w:t>
+      </w:r>
+    </w:p>
+    <w:p>
+      <w:pPr>
+        <w:pStyle w:val="Heading3"/>
+      </w:pPr>
+      <w:r>
+        <w:t>Conversations</w:t>
+      </w:r>
+    </w:p>
+    <w:p>
+      <w:pPr/>
+      <w:r>
+        <w:t>➕ New chat starts a fresh conversation; the list on the left shows every saved one, click any to switch back to it. ✏️ Rename and 🗑️ Delete manage the currently open conversation. Each conversation is saved automatically and titled from your first message until you rename it.</w:t>
       </w:r>
     </w:p>
     <w:p>
@@ -2667,6 +2787,12 @@
           <w:sz w:val="22"/>
         </w:rPr>
         <w:t>Browse every student system-wide with their current risk level, and add a new student or update an existing one's campus, facilitator, grade, track, target score, or parent phone.</w:t>
+      </w:r>
+    </w:p>
+    <w:p>
+      <w:pPr/>
+      <w:r>
+        <w:t>A CSV upload further down the page bulk-imports or updates the full roster at once (student_id, student_name, campus_id, facilitator_email, grade, learning_track, target_score, parent_phone) — existing student_ids are updated in place, new ones are created, and invalid rows are shown separately with the reason, exactly like the Data Entry CSV uploads.</w:t>
       </w:r>
     </w:p>
     <w:p>
@@ -4103,6 +4229,34 @@
       </w:r>
     </w:p>
     <w:p>
+      <w:pPr>
+        <w:pStyle w:val="Heading3"/>
+      </w:pPr>
+      <w:r>
+        <w:t>Why did the “Need Intervention” number go up after I undid something?</w:t>
+      </w:r>
+    </w:p>
+    <w:p>
+      <w:pPr/>
+      <w:r>
+        <w:t>That number counts students who still need help AND don't yet have a completed/sent/booked interaction — a live count of outstanding work, not a fixed total. Completing an action lowers it immediately; deleting or reopening a completed action raises it right back, and a new at-risk student raises it too. It moves in both directions as real work happens.</w:t>
+      </w:r>
+    </w:p>
+    <w:p>
+      <w:pPr>
+        <w:pStyle w:val="Heading3"/>
+      </w:pPr>
+      <w:r>
+        <w:t>Is the Ask AI chat actually looking at my data, or just making things up?</w:t>
+      </w:r>
+    </w:p>
+    <w:p>
+      <w:pPr/>
+      <w:r>
+        <w:t>It answers only from a live snapshot of your own current roster, coverage, and intervention data — assembled fresh for every question, from the same tables the rest of the app reads. Naming a specific student pulls in their full record (patterns, notes, intervention history) automatically. If it doesn't have enough information to answer, it says so rather than guessing, and it will never invent a student, number, or status that isn't in that snapshot.</w:t>
+      </w:r>
+    </w:p>
+    <w:p>
       <w:r>
         <w:br w:type="page"/>
       </w:r>
@@ -4190,7 +4344,7 @@
           </w:tcPr>
           <w:p>
             <w:r>
-              <w:t>The case-study clock — "today," and the two quiz dates.</w:t>
+              <w:t>The simulated "today," and the two quiz dates that drive every due-date and urgency calculation.</w:t>
             </w:r>
           </w:p>
         </w:tc>

--- a/docs/USER_MANUAL.docx
+++ b/docs/USER_MANUAL.docx
@@ -2314,6 +2314,28 @@
       <w:tr>
         <w:tc>
           <w:tcPr>
+            <w:tcW w:type="dxa" w:w="4320"/>
+          </w:tcPr>
+          <w:p>
+            <w:r>
+              <w:t>content_mismatch</w:t>
+            </w:r>
+          </w:p>
+        </w:tc>
+        <w:tc>
+          <w:tcPr>
+            <w:tcW w:type="dxa" w:w="4320"/>
+          </w:tcPr>
+          <w:p>
+            <w:r>
+              <w:t>The note's text names a different roster student than the one it's filed under, even though facilitator ownership matches — kept for the record, but excluded from parent communication and from the numeric risk score until verified.</w:t>
+            </w:r>
+          </w:p>
+        </w:tc>
+      </w:tr>
+      <w:tr>
+        <w:tc>
+          <w:tcPr>
             <w:tcW w:type="dxa" w:w="2880"/>
           </w:tcPr>
           <w:p>
@@ -3499,6 +3521,28 @@
       <w:tr>
         <w:tc>
           <w:tcPr>
+            <w:tcW w:type="dxa" w:w="4320"/>
+          </w:tcPr>
+          <w:p>
+            <w:r>
+              <w:t>FAILING_QUIZ_SCORE</w:t>
+            </w:r>
+          </w:p>
+        </w:tc>
+        <w:tc>
+          <w:tcPr>
+            <w:tcW w:type="dxa" w:w="4320"/>
+          </w:tcPr>
+          <w:p>
+            <w:r>
+              <w:t>Quiz 1 score is below 60/100 in absolute terms — true regardless of this student's own target.</w:t>
+            </w:r>
+          </w:p>
+        </w:tc>
+      </w:tr>
+      <w:tr>
+        <w:tc>
+          <w:tcPr>
             <w:tcW w:type="dxa" w:w="3312"/>
           </w:tcPr>
           <w:p>
